--- a/lab_suite/labs/00_02_Favorites/submissions/answers.docx
+++ b/lab_suite/labs/00_02_Favorites/submissions/answers.docx
@@ -8,8 +8,16 @@
       </w:r>
     </w:p>
     <w:p>
+      <w:pPr>
+        <w:rPr>
+          <w:color w:val="00B0F0"/>
+        </w:rPr>
+      </w:pPr>
       <w:r>
-        <w:t>bluetooth</w:t>
+        <w:rPr>
+          <w:color w:val="00B0F0"/>
+        </w:rPr>
+        <w:t>NFC</w:t>
       </w:r>
     </w:p>
     <w:p>
@@ -17,7 +25,109 @@
         <w:t>Füge eine kurze Web-Recherche über dein bevorzugtes Thema hier ein:</w:t>
       </w:r>
     </w:p>
-    <w:p/>
+    <w:p>
+      <w:pPr>
+        <w:rPr>
+          <w:color w:val="00B0F0"/>
+        </w:rPr>
+      </w:pPr>
+      <w:r>
+        <w:rPr>
+          <w:color w:val="00B0F0"/>
+        </w:rPr>
+        <w:t xml:space="preserve">NFC (Near Field Communication) ist eine kurzstrecken-Funktechnologie, die die kontaktlose drahtlose Kommunikation zwischen zwei elektronischen Geräten ermöglicht, wenn sie sich sehr nahe beieinander befinden (typisch </w:t>
+      </w:r>
+      <w:r>
+        <w:rPr>
+          <w:i/>
+          <w:iCs/>
+          <w:color w:val="00B0F0"/>
+        </w:rPr>
+        <w:t>einige Zentimeter</w:t>
+      </w:r>
+      <w:r>
+        <w:rPr>
+          <w:color w:val="00B0F0"/>
+        </w:rPr>
+        <w:t xml:space="preserve"> Abstand).</w:t>
+      </w:r>
+    </w:p>
+    <w:p>
+      <w:pPr>
+        <w:rPr>
+          <w:color w:val="00B0F0"/>
+        </w:rPr>
+      </w:pPr>
+      <w:r>
+        <w:rPr>
+          <w:color w:val="00B0F0"/>
+        </w:rPr>
+        <w:t xml:space="preserve">NFC basiert technisch auf RFID-Technik (Radio </w:t>
+      </w:r>
+      <w:proofErr w:type="spellStart"/>
+      <w:r>
+        <w:rPr>
+          <w:color w:val="00B0F0"/>
+        </w:rPr>
+        <w:t>Frequency</w:t>
+      </w:r>
+      <w:proofErr w:type="spellEnd"/>
+      <w:r>
+        <w:rPr>
+          <w:color w:val="00B0F0"/>
+        </w:rPr>
+        <w:t xml:space="preserve"> </w:t>
+      </w:r>
+      <w:proofErr w:type="spellStart"/>
+      <w:r>
+        <w:rPr>
+          <w:color w:val="00B0F0"/>
+        </w:rPr>
+        <w:t>Identification</w:t>
+      </w:r>
+      <w:proofErr w:type="spellEnd"/>
+      <w:r>
+        <w:rPr>
+          <w:color w:val="00B0F0"/>
+        </w:rPr>
+        <w:t>) und nutzt elektromagnetische Induktion bei einer Frequenz von etwa 13,56 MHz, um Daten über kurze Distanzen auszutauschen.</w:t>
+      </w:r>
+    </w:p>
+    <w:p>
+      <w:pPr>
+        <w:rPr>
+          <w:color w:val="00B0F0"/>
+        </w:rPr>
+      </w:pPr>
+      <w:r>
+        <w:rPr>
+          <w:color w:val="00B0F0"/>
+        </w:rPr>
+        <w:t>Quelle:</w:t>
+      </w:r>
+    </w:p>
+    <w:p>
+      <w:pPr>
+        <w:rPr>
+          <w:color w:val="00B0F0"/>
+        </w:rPr>
+      </w:pPr>
+      <w:hyperlink r:id="rId4" w:history="1">
+        <w:r>
+          <w:rPr>
+            <w:rStyle w:val="Hyperlink"/>
+          </w:rPr>
+          <w:t>https://en.wikipedia.org/wiki/Near-field_communication?utm_source=chatgpt.com</w:t>
+        </w:r>
+      </w:hyperlink>
+    </w:p>
+    <w:p>
+      <w:pPr>
+        <w:rPr>
+          <w:color w:val="00B0F0"/>
+        </w:rPr>
+      </w:pPr>
+    </w:p>
     <w:sectPr>
       <w:pgSz w:w="11906" w:h="16838"/>
       <w:pgMar w:top="1417" w:right="1417" w:bottom="1134" w:left="1417" w:header="708" w:footer="708" w:gutter="0"/>
@@ -945,6 +1055,29 @@
       <w:spacing w:val="5"/>
     </w:rPr>
   </w:style>
+  <w:style w:type="character" w:styleId="Hyperlink">
+    <w:name w:val="Hyperlink"/>
+    <w:basedOn w:val="Absatz-Standardschriftart"/>
+    <w:uiPriority w:val="99"/>
+    <w:unhideWhenUsed/>
+    <w:rsid w:val="002D6583"/>
+    <w:rPr>
+      <w:color w:val="467886" w:themeColor="hyperlink"/>
+      <w:u w:val="single"/>
+    </w:rPr>
+  </w:style>
+  <w:style w:type="character" w:styleId="NichtaufgelsteErwhnung">
+    <w:name w:val="Unresolved Mention"/>
+    <w:basedOn w:val="Absatz-Standardschriftart"/>
+    <w:uiPriority w:val="99"/>
+    <w:semiHidden/>
+    <w:unhideWhenUsed/>
+    <w:rsid w:val="002D6583"/>
+    <w:rPr>
+      <w:color w:val="605E5C"/>
+      <w:shd w:val="clear" w:color="auto" w:fill="E1DFDD"/>
+    </w:rPr>
+  </w:style>
 </w:styles>
 </file>
 
